--- a/templates/prueba-simple.docx
+++ b/templates/prueba-simple.docx
@@ -19,7 +19,7 @@
           <w:sz w:val="24"/>
           <w:szCs w:val="24"/>
         </w:rPr>
-        <w:t xml:space="preserve">Documento creado el: 28/6/2025, 17:36:41</w:t>
+        <w:t xml:space="preserve">Documento creado el: 28/6/2025, 19:42:14</w:t>
       </w:r>
     </w:p>
     <w:sectPr>
